--- a/GDD & Other docs/GDD.docx
+++ b/GDD & Other docs/GDD.docx
@@ -1,6 +1,6 @@
 
 <file path=word/document.xml><?xml version="1.0" encoding="utf-8"?>
-<w:document xmlns:wpc="http://schemas.microsoft.com/office/word/2010/wordprocessingCanvas" xmlns:cx="http://schemas.microsoft.com/office/drawing/2014/chartex" xmlns:cx1="http://schemas.microsoft.com/office/drawing/2015/9/8/chartex" xmlns:cx2="http://schemas.microsoft.com/office/drawing/2015/10/21/chartex" xmlns:cx3="http://schemas.microsoft.com/office/drawing/2016/5/9/chartex" xmlns:cx4="http://schemas.microsoft.com/office/drawing/2016/5/10/chartex" xmlns:cx5="http://schemas.microsoft.com/office/drawing/2016/5/11/chartex" xmlns:cx6="http://schemas.microsoft.com/office/drawing/2016/5/12/chartex" xmlns:cx7="http://schemas.microsoft.com/office/drawing/2016/5/13/chartex" xmlns:cx8="http://schemas.microsoft.com/office/drawing/2016/5/14/chartex" xmlns:mc="http://schemas.openxmlformats.org/markup-compatibility/2006" xmlns:aink="http://schemas.microsoft.com/office/drawing/2016/ink" xmlns:am3d="http://schemas.microsoft.com/office/drawing/2017/model3d" xmlns:o="urn:schemas-microsoft-com:office:office" xmlns:oel="http://schemas.microsoft.com/office/2019/extlst" xmlns:r="http://schemas.openxmlformats.org/officeDocument/2006/relationships" xmlns:m="http://schemas.openxmlformats.org/officeDocument/2006/math" xmlns:v="urn:schemas-microsoft-com:vml" xmlns:wp14="http://schemas.microsoft.com/office/word/2010/wordprocessingDrawing" xmlns:wp="http://schemas.openxmlformats.org/drawingml/2006/wordprocessingDrawing" xmlns:w10="urn:schemas-microsoft-com:office:word" xmlns:w="http://schemas.openxmlformats.org/wordprocessingml/2006/main" xmlns:w14="http://schemas.microsoft.com/office/word/2010/wordml" xmlns:w15="http://schemas.microsoft.com/office/word/2012/wordml" xmlns:w16cex="http://schemas.microsoft.com/office/word/2018/wordml/cex" xmlns:w16cid="http://schemas.microsoft.com/office/word/2016/wordml/cid" xmlns:w16="http://schemas.microsoft.com/office/word/2018/wordml" xmlns:w16du="http://schemas.microsoft.com/office/word/2023/wordml/word16du" xmlns:w16sdtdh="http://schemas.microsoft.com/office/word/2020/wordml/sdtdatahash" xmlns:w16se="http://schemas.microsoft.com/office/word/2015/wordml/symex" xmlns:wpg="http://schemas.microsoft.com/office/word/2010/wordprocessingGroup" xmlns:wpi="http://schemas.microsoft.com/office/word/2010/wordprocessingInk" xmlns:wne="http://schemas.microsoft.com/office/word/2006/wordml" xmlns:wps="http://schemas.microsoft.com/office/word/2010/wordprocessingShape" mc:Ignorable="w14 w15 w16se w16cid w16 w16cex w16sdtdh w16du wp14">
+<w:document xmlns:wpc="http://schemas.microsoft.com/office/word/2010/wordprocessingCanvas" xmlns:cx="http://schemas.microsoft.com/office/drawing/2014/chartex" xmlns:cx1="http://schemas.microsoft.com/office/drawing/2015/9/8/chartex" xmlns:cx2="http://schemas.microsoft.com/office/drawing/2015/10/21/chartex" xmlns:cx3="http://schemas.microsoft.com/office/drawing/2016/5/9/chartex" xmlns:cx4="http://schemas.microsoft.com/office/drawing/2016/5/10/chartex" xmlns:cx5="http://schemas.microsoft.com/office/drawing/2016/5/11/chartex" xmlns:cx6="http://schemas.microsoft.com/office/drawing/2016/5/12/chartex" xmlns:cx7="http://schemas.microsoft.com/office/drawing/2016/5/13/chartex" xmlns:cx8="http://schemas.microsoft.com/office/drawing/2016/5/14/chartex" xmlns:mc="http://schemas.openxmlformats.org/markup-compatibility/2006" xmlns:aink="http://schemas.microsoft.com/office/drawing/2016/ink" xmlns:am3d="http://schemas.microsoft.com/office/drawing/2017/model3d" xmlns:o="urn:schemas-microsoft-com:office:office" xmlns:oel="http://schemas.microsoft.com/office/2019/extlst" xmlns:r="http://schemas.openxmlformats.org/officeDocument/2006/relationships" xmlns:m="http://schemas.openxmlformats.org/officeDocument/2006/math" xmlns:v="urn:schemas-microsoft-com:vml" xmlns:wp14="http://schemas.microsoft.com/office/word/2010/wordprocessingDrawing" xmlns:wp="http://schemas.openxmlformats.org/drawingml/2006/wordprocessingDrawing" xmlns:w10="urn:schemas-microsoft-com:office:word" xmlns:w="http://schemas.openxmlformats.org/wordprocessingml/2006/main" xmlns:w14="http://schemas.microsoft.com/office/word/2010/wordml" xmlns:w15="http://schemas.microsoft.com/office/word/2012/wordml" xmlns:w16cex="http://schemas.microsoft.com/office/word/2018/wordml/cex" xmlns:w16cid="http://schemas.microsoft.com/office/word/2016/wordml/cid" xmlns:w16="http://schemas.microsoft.com/office/word/2018/wordml" xmlns:w16du="http://schemas.microsoft.com/office/word/2023/wordml/word16du" xmlns:w16sdtdh="http://schemas.microsoft.com/office/word/2020/wordml/sdtdatahash" xmlns:w16sdtfl="http://schemas.microsoft.com/office/word/2024/wordml/sdtformatlock" xmlns:w16se="http://schemas.microsoft.com/office/word/2015/wordml/symex" xmlns:wpg="http://schemas.microsoft.com/office/word/2010/wordprocessingGroup" xmlns:wpi="http://schemas.microsoft.com/office/word/2010/wordprocessingInk" xmlns:wne="http://schemas.microsoft.com/office/word/2006/wordml" xmlns:wps="http://schemas.microsoft.com/office/word/2010/wordprocessingShape" mc:Ignorable="w14 w15 w16se w16cid w16 w16cex w16sdtdh w16sdtfl w16du wp14">
   <w:body>
     <w:p>
       <w:pPr>
@@ -36,7 +36,7 @@
         <w:rPr>
           <w:sz w:val="28"/>
           <w:szCs w:val="28"/>
-          <w:lang w:val="en-US"/>
+          <w:lang w:val="en-AU"/>
         </w:rPr>
       </w:pPr>
       <w:r>
@@ -99,73 +99,27 @@
         <w:rPr>
           <w:sz w:val="28"/>
           <w:szCs w:val="28"/>
-          <w:lang w:val="en-US"/>
-        </w:rPr>
-        <w:t>remotely close future</w:t>
-      </w:r>
-      <w:r>
-        <w:rPr>
-          <w:sz w:val="28"/>
-          <w:szCs w:val="28"/>
-          <w:lang w:val="en-US"/>
-        </w:rPr>
-        <w:t xml:space="preserve"> </w:t>
-      </w:r>
-      <w:r>
-        <w:rPr>
-          <w:sz w:val="28"/>
-          <w:szCs w:val="28"/>
-          <w:lang w:val="en-US"/>
-        </w:rPr>
-        <w:t>times</w:t>
-      </w:r>
-      <w:r>
-        <w:rPr>
-          <w:sz w:val="28"/>
-          <w:szCs w:val="28"/>
-          <w:lang w:val="en-US"/>
-        </w:rPr>
-        <w:t xml:space="preserve"> </w:t>
-      </w:r>
-      <w:r>
-        <w:rPr>
-          <w:sz w:val="28"/>
-          <w:szCs w:val="28"/>
-          <w:lang w:val="en-US"/>
-        </w:rPr>
-        <w:t xml:space="preserve">and </w:t>
-      </w:r>
-      <w:r>
-        <w:rPr>
-          <w:sz w:val="28"/>
-          <w:szCs w:val="28"/>
-          <w:lang w:val="en-US"/>
-        </w:rPr>
-        <w:t>talks</w:t>
-      </w:r>
-      <w:r>
-        <w:rPr>
-          <w:sz w:val="28"/>
-          <w:szCs w:val="28"/>
-          <w:lang w:val="en-US"/>
-        </w:rPr>
-        <w:t xml:space="preserve"> about hitman </w:t>
-      </w:r>
-      <w:r>
-        <w:rPr>
-          <w:sz w:val="28"/>
-          <w:szCs w:val="28"/>
-          <w:lang w:val="en-US"/>
-        </w:rPr>
-        <w:t>agency</w:t>
-      </w:r>
-      <w:r>
-        <w:rPr>
-          <w:sz w:val="28"/>
-          <w:szCs w:val="28"/>
-          <w:lang w:val="en-US"/>
-        </w:rPr>
-        <w:t>.</w:t>
+          <w:lang w:val="en-AU"/>
+        </w:rPr>
+        <w:t xml:space="preserve">modern times, with pieces of bible atmosphere and </w:t>
+      </w:r>
+      <w:proofErr w:type="gramStart"/>
+      <w:r>
+        <w:rPr>
+          <w:sz w:val="28"/>
+          <w:szCs w:val="28"/>
+          <w:lang w:val="en-AU"/>
+        </w:rPr>
+        <w:t>tells</w:t>
+      </w:r>
+      <w:proofErr w:type="gramEnd"/>
+      <w:r>
+        <w:rPr>
+          <w:sz w:val="28"/>
+          <w:szCs w:val="28"/>
+          <w:lang w:val="en-AU"/>
+        </w:rPr>
+        <w:t xml:space="preserve"> about </w:t>
       </w:r>
     </w:p>
     <w:p>
@@ -271,13 +225,23 @@
           <w:lang w:val="en-US"/>
         </w:rPr>
       </w:pPr>
-      <w:r>
-        <w:rPr>
-          <w:sz w:val="28"/>
-          <w:szCs w:val="28"/>
-          <w:lang w:val="en-US"/>
-        </w:rPr>
-        <w:t xml:space="preserve">Player has bunch of guns spread around level, each gun can only </w:t>
+      <w:proofErr w:type="gramStart"/>
+      <w:r>
+        <w:rPr>
+          <w:sz w:val="28"/>
+          <w:szCs w:val="28"/>
+          <w:lang w:val="en-US"/>
+        </w:rPr>
+        <w:t>Player has</w:t>
+      </w:r>
+      <w:proofErr w:type="gramEnd"/>
+      <w:r>
+        <w:rPr>
+          <w:sz w:val="28"/>
+          <w:szCs w:val="28"/>
+          <w:lang w:val="en-US"/>
+        </w:rPr>
+        <w:t xml:space="preserve"> bunch of guns spread around level, each gun can only </w:t>
       </w:r>
       <w:r>
         <w:rPr>
@@ -293,7 +257,43 @@
           <w:szCs w:val="28"/>
           <w:lang w:val="en-US"/>
         </w:rPr>
-        <w:t xml:space="preserve"> ones (or one magazine) and then drop, gives player an impulse. To complete level, player should kill all enemies if any, and reach finish zone. Based on time player will receive a mark, less the time greater the mark.</w:t>
+        <w:t xml:space="preserve"> ones (or one magazine) and then drop, gives player an impulse. To complete level, player should kill all enemies if </w:t>
+      </w:r>
+      <w:proofErr w:type="gramStart"/>
+      <w:r>
+        <w:rPr>
+          <w:sz w:val="28"/>
+          <w:szCs w:val="28"/>
+          <w:lang w:val="en-US"/>
+        </w:rPr>
+        <w:t>any, and</w:t>
+      </w:r>
+      <w:proofErr w:type="gramEnd"/>
+      <w:r>
+        <w:rPr>
+          <w:sz w:val="28"/>
+          <w:szCs w:val="28"/>
+          <w:lang w:val="en-US"/>
+        </w:rPr>
+        <w:t xml:space="preserve"> reach finish zone. Based on time </w:t>
+      </w:r>
+      <w:proofErr w:type="gramStart"/>
+      <w:r>
+        <w:rPr>
+          <w:sz w:val="28"/>
+          <w:szCs w:val="28"/>
+          <w:lang w:val="en-US"/>
+        </w:rPr>
+        <w:t>player</w:t>
+      </w:r>
+      <w:proofErr w:type="gramEnd"/>
+      <w:r>
+        <w:rPr>
+          <w:sz w:val="28"/>
+          <w:szCs w:val="28"/>
+          <w:lang w:val="en-US"/>
+        </w:rPr>
+        <w:t xml:space="preserve"> will receive a mark, less the time greater the mark.</w:t>
       </w:r>
     </w:p>
     <w:p>
@@ -380,7 +380,25 @@
           <w:szCs w:val="28"/>
           <w:lang w:val="en-US"/>
         </w:rPr>
-        <w:t xml:space="preserve"> zone. Player should navigate himself through level using guns, neutralize all enemies on level and reach finish zone. Levels will be packed in sequences, they will be packed in chapters, each sequence at the end will have some important target at the end that needs to be neutralized. Each chapter will progress the story</w:t>
+        <w:t xml:space="preserve"> zone. </w:t>
+      </w:r>
+      <w:proofErr w:type="gramStart"/>
+      <w:r>
+        <w:rPr>
+          <w:sz w:val="28"/>
+          <w:szCs w:val="28"/>
+          <w:lang w:val="en-US"/>
+        </w:rPr>
+        <w:t>Player</w:t>
+      </w:r>
+      <w:proofErr w:type="gramEnd"/>
+      <w:r>
+        <w:rPr>
+          <w:sz w:val="28"/>
+          <w:szCs w:val="28"/>
+          <w:lang w:val="en-US"/>
+        </w:rPr>
+        <w:t xml:space="preserve"> should navigate himself through level using guns, neutralize all enemies on level and reach finish zone. Levels will be packed in sequences, they will be packed in chapters, each sequence at the end will have some important target at the end that needs to be neutralized. Each chapter will progress the story</w:t>
       </w:r>
     </w:p>
     <w:p>
@@ -413,6 +431,7 @@
         </w:rPr>
         <w:t xml:space="preserve">Player </w:t>
       </w:r>
+      <w:proofErr w:type="gramStart"/>
       <w:r>
         <w:rPr>
           <w:sz w:val="28"/>
@@ -427,7 +446,34 @@
           <w:szCs w:val="28"/>
           <w:lang w:val="en-US"/>
         </w:rPr>
-        <w:t xml:space="preserve"> to complete level as fast as possible to get higher rewards. </w:t>
+        <w:t xml:space="preserve"> to</w:t>
+      </w:r>
+      <w:proofErr w:type="gramEnd"/>
+      <w:r>
+        <w:rPr>
+          <w:sz w:val="28"/>
+          <w:szCs w:val="28"/>
+          <w:lang w:val="en-US"/>
+        </w:rPr>
+        <w:t xml:space="preserve"> complete </w:t>
+      </w:r>
+      <w:proofErr w:type="gramStart"/>
+      <w:r>
+        <w:rPr>
+          <w:sz w:val="28"/>
+          <w:szCs w:val="28"/>
+          <w:lang w:val="en-US"/>
+        </w:rPr>
+        <w:t>level</w:t>
+      </w:r>
+      <w:proofErr w:type="gramEnd"/>
+      <w:r>
+        <w:rPr>
+          <w:sz w:val="28"/>
+          <w:szCs w:val="28"/>
+          <w:lang w:val="en-US"/>
+        </w:rPr>
+        <w:t xml:space="preserve"> as fast as possible to get higher rewards. </w:t>
       </w:r>
       <w:r>
         <w:rPr>
@@ -528,7 +574,25 @@
           <w:szCs w:val="28"/>
           <w:lang w:val="en-US"/>
         </w:rPr>
-        <w:t>When player touches ground or ceiling, he loses his velocity</w:t>
+        <w:t xml:space="preserve">When </w:t>
+      </w:r>
+      <w:proofErr w:type="gramStart"/>
+      <w:r>
+        <w:rPr>
+          <w:sz w:val="28"/>
+          <w:szCs w:val="28"/>
+          <w:lang w:val="en-US"/>
+        </w:rPr>
+        <w:t>player</w:t>
+      </w:r>
+      <w:proofErr w:type="gramEnd"/>
+      <w:r>
+        <w:rPr>
+          <w:sz w:val="28"/>
+          <w:szCs w:val="28"/>
+          <w:lang w:val="en-US"/>
+        </w:rPr>
+        <w:t xml:space="preserve"> touches ground or ceiling, he loses his velocity</w:t>
       </w:r>
     </w:p>
     <w:p>
@@ -612,7 +676,25 @@
           <w:szCs w:val="28"/>
           <w:lang w:val="en-US"/>
         </w:rPr>
-        <w:t>Each level should be completed in least possible time</w:t>
+        <w:t xml:space="preserve">Each level should be completed in </w:t>
+      </w:r>
+      <w:proofErr w:type="gramStart"/>
+      <w:r>
+        <w:rPr>
+          <w:sz w:val="28"/>
+          <w:szCs w:val="28"/>
+          <w:lang w:val="en-US"/>
+        </w:rPr>
+        <w:t>least</w:t>
+      </w:r>
+      <w:proofErr w:type="gramEnd"/>
+      <w:r>
+        <w:rPr>
+          <w:sz w:val="28"/>
+          <w:szCs w:val="28"/>
+          <w:lang w:val="en-US"/>
+        </w:rPr>
+        <w:t xml:space="preserve"> possible time</w:t>
       </w:r>
     </w:p>
     <w:p>
@@ -678,7 +760,25 @@
           <w:szCs w:val="28"/>
           <w:lang w:val="en-US"/>
         </w:rPr>
-        <w:t>Level does not start until player indicates he is ready (i.e. presses any button to start)</w:t>
+        <w:t xml:space="preserve">Level does not start until </w:t>
+      </w:r>
+      <w:proofErr w:type="gramStart"/>
+      <w:r>
+        <w:rPr>
+          <w:sz w:val="28"/>
+          <w:szCs w:val="28"/>
+          <w:lang w:val="en-US"/>
+        </w:rPr>
+        <w:t>player</w:t>
+      </w:r>
+      <w:proofErr w:type="gramEnd"/>
+      <w:r>
+        <w:rPr>
+          <w:sz w:val="28"/>
+          <w:szCs w:val="28"/>
+          <w:lang w:val="en-US"/>
+        </w:rPr>
+        <w:t xml:space="preserve"> indicates he is ready (i.e. presses any button to start)</w:t>
       </w:r>
     </w:p>
     <w:p>
@@ -760,7 +860,25 @@
           <w:szCs w:val="28"/>
           <w:lang w:val="en-US"/>
         </w:rPr>
-        <w:t>Screen shake one each shot</w:t>
+        <w:t xml:space="preserve">Screen </w:t>
+      </w:r>
+      <w:proofErr w:type="gramStart"/>
+      <w:r>
+        <w:rPr>
+          <w:sz w:val="28"/>
+          <w:szCs w:val="28"/>
+          <w:lang w:val="en-US"/>
+        </w:rPr>
+        <w:t>shake one</w:t>
+      </w:r>
+      <w:proofErr w:type="gramEnd"/>
+      <w:r>
+        <w:rPr>
+          <w:sz w:val="28"/>
+          <w:szCs w:val="28"/>
+          <w:lang w:val="en-US"/>
+        </w:rPr>
+        <w:t xml:space="preserve"> each shot</w:t>
       </w:r>
     </w:p>
     <w:p>
@@ -782,69 +900,7 @@
           <w:szCs w:val="28"/>
           <w:lang w:val="en-US"/>
         </w:rPr>
-        <w:t xml:space="preserve">Player </w:t>
-      </w:r>
-      <w:proofErr w:type="spellStart"/>
-      <w:r>
-        <w:rPr>
-          <w:sz w:val="28"/>
-          <w:szCs w:val="28"/>
-          <w:lang w:val="en-US"/>
-        </w:rPr>
-        <w:t>iframes</w:t>
-      </w:r>
-      <w:proofErr w:type="spellEnd"/>
-      <w:r>
-        <w:rPr>
-          <w:sz w:val="28"/>
-          <w:szCs w:val="28"/>
-          <w:lang w:val="en-US"/>
-        </w:rPr>
-        <w:t>, when he fires a gun</w:t>
-      </w:r>
-      <w:r>
-        <w:rPr>
-          <w:sz w:val="28"/>
-          <w:szCs w:val="28"/>
-          <w:lang w:val="en-US"/>
-        </w:rPr>
-        <w:t xml:space="preserve">. Longevity of </w:t>
-      </w:r>
-      <w:proofErr w:type="spellStart"/>
-      <w:r>
-        <w:rPr>
-          <w:sz w:val="28"/>
-          <w:szCs w:val="28"/>
-          <w:lang w:val="en-US"/>
-        </w:rPr>
-        <w:t>iframes</w:t>
-      </w:r>
-      <w:proofErr w:type="spellEnd"/>
-      <w:r>
-        <w:rPr>
-          <w:sz w:val="28"/>
-          <w:szCs w:val="28"/>
-          <w:lang w:val="en-US"/>
-        </w:rPr>
-        <w:t xml:space="preserve"> will depend on the gun fired. </w:t>
-      </w:r>
-      <w:proofErr w:type="spellStart"/>
-      <w:r>
-        <w:rPr>
-          <w:sz w:val="28"/>
-          <w:szCs w:val="28"/>
-          <w:lang w:val="en-US"/>
-        </w:rPr>
-        <w:t>Iframes</w:t>
-      </w:r>
-      <w:proofErr w:type="spellEnd"/>
-      <w:r>
-        <w:rPr>
-          <w:sz w:val="28"/>
-          <w:szCs w:val="28"/>
-          <w:lang w:val="en-US"/>
-        </w:rPr>
-        <w:t xml:space="preserve"> allow player to avoid damage.</w:t>
+        <w:t>Enemies with the shield, which makes them take two or more shots to die. (To make some loop sequences on the level)</w:t>
       </w:r>
     </w:p>
     <w:p>
@@ -932,7 +988,39 @@
           <w:szCs w:val="28"/>
           <w:lang w:val="en-US"/>
         </w:rPr>
-        <w:t xml:space="preserve">Arena-like levels, where player should kill every enemy, which keep coming, finish appears after everybody were killed. Gun pickups recur there, enemies deal more damage, </w:t>
+        <w:t xml:space="preserve">Arena-like levels, where player should kill every enemy, which </w:t>
+      </w:r>
+      <w:r>
+        <w:rPr>
+          <w:sz w:val="28"/>
+          <w:szCs w:val="28"/>
+          <w:lang w:val="en-US"/>
+        </w:rPr>
+        <w:t xml:space="preserve">are </w:t>
+      </w:r>
+      <w:r>
+        <w:rPr>
+          <w:sz w:val="28"/>
+          <w:szCs w:val="28"/>
+          <w:lang w:val="en-US"/>
+        </w:rPr>
+        <w:t xml:space="preserve">keep coming, finish appears after </w:t>
+      </w:r>
+      <w:r>
+        <w:rPr>
+          <w:sz w:val="28"/>
+          <w:szCs w:val="28"/>
+          <w:lang w:val="en-US"/>
+        </w:rPr>
+        <w:t>enough enemies</w:t>
+      </w:r>
+      <w:r>
+        <w:rPr>
+          <w:sz w:val="28"/>
+          <w:szCs w:val="28"/>
+          <w:lang w:val="en-US"/>
+        </w:rPr>
+        <w:t xml:space="preserve"> were killed. Gun pickups recur there, enemies deal more damage, </w:t>
       </w:r>
     </w:p>
     <w:p>
@@ -1076,7 +1164,25 @@
           <w:szCs w:val="28"/>
           <w:lang w:val="en-US"/>
         </w:rPr>
-        <w:t xml:space="preserve"> behaves like explosive object</w:t>
+        <w:t xml:space="preserve"> behaves like </w:t>
+      </w:r>
+      <w:proofErr w:type="gramStart"/>
+      <w:r>
+        <w:rPr>
+          <w:sz w:val="28"/>
+          <w:szCs w:val="28"/>
+          <w:lang w:val="en-US"/>
+        </w:rPr>
+        <w:t>explosive</w:t>
+      </w:r>
+      <w:proofErr w:type="gramEnd"/>
+      <w:r>
+        <w:rPr>
+          <w:sz w:val="28"/>
+          <w:szCs w:val="28"/>
+          <w:lang w:val="en-US"/>
+        </w:rPr>
+        <w:t xml:space="preserve"> object</w:t>
       </w:r>
       <w:r>
         <w:rPr>
@@ -1216,7 +1322,25 @@
           <w:szCs w:val="28"/>
           <w:lang w:val="en-US"/>
         </w:rPr>
-        <w:t>. Drops after timeout, or when player released fire button.</w:t>
+        <w:t xml:space="preserve">. Drops after timeout, or when player </w:t>
+      </w:r>
+      <w:proofErr w:type="gramStart"/>
+      <w:r>
+        <w:rPr>
+          <w:sz w:val="28"/>
+          <w:szCs w:val="28"/>
+          <w:lang w:val="en-US"/>
+        </w:rPr>
+        <w:t>released</w:t>
+      </w:r>
+      <w:proofErr w:type="gramEnd"/>
+      <w:r>
+        <w:rPr>
+          <w:sz w:val="28"/>
+          <w:szCs w:val="28"/>
+          <w:lang w:val="en-US"/>
+        </w:rPr>
+        <w:t xml:space="preserve"> fire button.</w:t>
       </w:r>
     </w:p>
     <w:p>
@@ -1260,13 +1384,23 @@
           <w:lang w:val="en-US"/>
         </w:rPr>
       </w:pPr>
-      <w:r>
-        <w:rPr>
-          <w:sz w:val="28"/>
-          <w:szCs w:val="28"/>
-          <w:lang w:val="en-US"/>
-        </w:rPr>
-        <w:t xml:space="preserve">Fires one shot </w:t>
+      <w:proofErr w:type="gramStart"/>
+      <w:r>
+        <w:rPr>
+          <w:sz w:val="28"/>
+          <w:szCs w:val="28"/>
+          <w:lang w:val="en-US"/>
+        </w:rPr>
+        <w:t>Fires</w:t>
+      </w:r>
+      <w:proofErr w:type="gramEnd"/>
+      <w:r>
+        <w:rPr>
+          <w:sz w:val="28"/>
+          <w:szCs w:val="28"/>
+          <w:lang w:val="en-US"/>
+        </w:rPr>
+        <w:t xml:space="preserve"> one shot </w:t>
       </w:r>
       <w:r>
         <w:rPr>
@@ -1298,7 +1432,25 @@
           <w:szCs w:val="28"/>
           <w:lang w:val="en-US"/>
         </w:rPr>
-        <w:t>, drops after. Adds small impulse in opposite direction to which player shot.</w:t>
+        <w:t xml:space="preserve">, drops after. </w:t>
+      </w:r>
+      <w:proofErr w:type="gramStart"/>
+      <w:r>
+        <w:rPr>
+          <w:sz w:val="28"/>
+          <w:szCs w:val="28"/>
+          <w:lang w:val="en-US"/>
+        </w:rPr>
+        <w:t>Adds</w:t>
+      </w:r>
+      <w:proofErr w:type="gramEnd"/>
+      <w:r>
+        <w:rPr>
+          <w:sz w:val="28"/>
+          <w:szCs w:val="28"/>
+          <w:lang w:val="en-US"/>
+        </w:rPr>
+        <w:t xml:space="preserve"> small impulse in opposite direction to which player shot.</w:t>
       </w:r>
     </w:p>
     <w:p>
@@ -1320,7 +1472,25 @@
           <w:szCs w:val="28"/>
           <w:lang w:val="en-US"/>
         </w:rPr>
-        <w:t xml:space="preserve">Throwing knife </w:t>
+        <w:t xml:space="preserve">Throwing </w:t>
+      </w:r>
+      <w:proofErr w:type="gramStart"/>
+      <w:r>
+        <w:rPr>
+          <w:sz w:val="28"/>
+          <w:szCs w:val="28"/>
+          <w:lang w:val="en-US"/>
+        </w:rPr>
+        <w:t>knife</w:t>
+      </w:r>
+      <w:proofErr w:type="gramEnd"/>
+      <w:r>
+        <w:rPr>
+          <w:sz w:val="28"/>
+          <w:szCs w:val="28"/>
+          <w:lang w:val="en-US"/>
+        </w:rPr>
+        <w:t xml:space="preserve"> </w:t>
       </w:r>
     </w:p>
     <w:p>
@@ -1342,7 +1512,25 @@
           <w:szCs w:val="28"/>
           <w:lang w:val="en-US"/>
         </w:rPr>
-        <w:t>Secondary weapon just to kill enemies by throwing knife at them (projectile), adds no impulse. Player can collect up to 3 knives on level. Throwing bind on separate button.</w:t>
+        <w:t xml:space="preserve">Secondary weapon just to kill enemies by throwing knife at them (projectile), adds no impulse. </w:t>
+      </w:r>
+      <w:proofErr w:type="gramStart"/>
+      <w:r>
+        <w:rPr>
+          <w:sz w:val="28"/>
+          <w:szCs w:val="28"/>
+          <w:lang w:val="en-US"/>
+        </w:rPr>
+        <w:t>Player</w:t>
+      </w:r>
+      <w:proofErr w:type="gramEnd"/>
+      <w:r>
+        <w:rPr>
+          <w:sz w:val="28"/>
+          <w:szCs w:val="28"/>
+          <w:lang w:val="en-US"/>
+        </w:rPr>
+        <w:t xml:space="preserve"> can collect up to 3 knives on level. Throwing bind on separate button.</w:t>
       </w:r>
     </w:p>
     <w:p>
@@ -1386,7 +1574,25 @@
           <w:szCs w:val="28"/>
           <w:lang w:val="en-US"/>
         </w:rPr>
-        <w:t>On press it slows time and fires on release. Adds large impulse to player in opposite direction of shot. Beam from it can penetrate multiple enemies.</w:t>
+        <w:t xml:space="preserve">On press it slows time and fires on release. Adds large impulse to player in opposite direction of shot. </w:t>
+      </w:r>
+      <w:proofErr w:type="gramStart"/>
+      <w:r>
+        <w:rPr>
+          <w:sz w:val="28"/>
+          <w:szCs w:val="28"/>
+          <w:lang w:val="en-US"/>
+        </w:rPr>
+        <w:t>Beam</w:t>
+      </w:r>
+      <w:proofErr w:type="gramEnd"/>
+      <w:r>
+        <w:rPr>
+          <w:sz w:val="28"/>
+          <w:szCs w:val="28"/>
+          <w:lang w:val="en-US"/>
+        </w:rPr>
+        <w:t xml:space="preserve"> from it can penetrate multiple enemies.</w:t>
       </w:r>
     </w:p>
     <w:p>
@@ -1470,7 +1676,43 @@
           <w:szCs w:val="28"/>
           <w:lang w:val="en-US"/>
         </w:rPr>
-        <w:t>. If player has gun, pickup doesn’t activate. Based on level, some of them can be recurring.</w:t>
+        <w:t xml:space="preserve">. If </w:t>
+      </w:r>
+      <w:proofErr w:type="gramStart"/>
+      <w:r>
+        <w:rPr>
+          <w:sz w:val="28"/>
+          <w:szCs w:val="28"/>
+          <w:lang w:val="en-US"/>
+        </w:rPr>
+        <w:t>player</w:t>
+      </w:r>
+      <w:proofErr w:type="gramEnd"/>
+      <w:r>
+        <w:rPr>
+          <w:sz w:val="28"/>
+          <w:szCs w:val="28"/>
+          <w:lang w:val="en-US"/>
+        </w:rPr>
+        <w:t xml:space="preserve"> has gun, pickup doesn’t activate. Based on </w:t>
+      </w:r>
+      <w:proofErr w:type="gramStart"/>
+      <w:r>
+        <w:rPr>
+          <w:sz w:val="28"/>
+          <w:szCs w:val="28"/>
+          <w:lang w:val="en-US"/>
+        </w:rPr>
+        <w:t>level</w:t>
+      </w:r>
+      <w:proofErr w:type="gramEnd"/>
+      <w:r>
+        <w:rPr>
+          <w:sz w:val="28"/>
+          <w:szCs w:val="28"/>
+          <w:lang w:val="en-US"/>
+        </w:rPr>
+        <w:t>, some of them can be recurring.</w:t>
       </w:r>
     </w:p>
     <w:p>
@@ -1514,7 +1756,43 @@
           <w:szCs w:val="28"/>
           <w:lang w:val="en-US"/>
         </w:rPr>
-        <w:t xml:space="preserve">Human enemies, die from one shot or knife.  They can shoot at player, but they don’t do a lot of damage with bullets, </w:t>
+        <w:t xml:space="preserve">Human </w:t>
+      </w:r>
+      <w:proofErr w:type="gramStart"/>
+      <w:r>
+        <w:rPr>
+          <w:sz w:val="28"/>
+          <w:szCs w:val="28"/>
+          <w:lang w:val="en-US"/>
+        </w:rPr>
+        <w:t>enemies,</w:t>
+      </w:r>
+      <w:proofErr w:type="gramEnd"/>
+      <w:r>
+        <w:rPr>
+          <w:sz w:val="28"/>
+          <w:szCs w:val="28"/>
+          <w:lang w:val="en-US"/>
+        </w:rPr>
+        <w:t xml:space="preserve"> die from one shot or knife.  They can shoot at </w:t>
+      </w:r>
+      <w:proofErr w:type="gramStart"/>
+      <w:r>
+        <w:rPr>
+          <w:sz w:val="28"/>
+          <w:szCs w:val="28"/>
+          <w:lang w:val="en-US"/>
+        </w:rPr>
+        <w:t>player</w:t>
+      </w:r>
+      <w:proofErr w:type="gramEnd"/>
+      <w:r>
+        <w:rPr>
+          <w:sz w:val="28"/>
+          <w:szCs w:val="28"/>
+          <w:lang w:val="en-US"/>
+        </w:rPr>
+        <w:t xml:space="preserve">, but they don’t do a lot of damage with bullets, </w:t>
       </w:r>
       <w:r>
         <w:rPr>
@@ -1574,8 +1852,18 @@
           <w:szCs w:val="28"/>
           <w:lang w:val="en-US"/>
         </w:rPr>
-        <w:t>Some area or surface that instantly kills player</w:t>
-      </w:r>
+        <w:t xml:space="preserve">Some area or surface that instantly kills </w:t>
+      </w:r>
+      <w:proofErr w:type="gramStart"/>
+      <w:r>
+        <w:rPr>
+          <w:sz w:val="28"/>
+          <w:szCs w:val="28"/>
+          <w:lang w:val="en-US"/>
+        </w:rPr>
+        <w:t>player</w:t>
+      </w:r>
+      <w:proofErr w:type="gramEnd"/>
     </w:p>
     <w:p>
       <w:pPr>
@@ -1634,7 +1922,25 @@
           <w:szCs w:val="28"/>
           <w:lang w:val="en-US"/>
         </w:rPr>
-        <w:t xml:space="preserve"> is too close, player dies.</w:t>
+        <w:t xml:space="preserve"> is too close, </w:t>
+      </w:r>
+      <w:proofErr w:type="gramStart"/>
+      <w:r>
+        <w:rPr>
+          <w:sz w:val="28"/>
+          <w:szCs w:val="28"/>
+          <w:lang w:val="en-US"/>
+        </w:rPr>
+        <w:t>player</w:t>
+      </w:r>
+      <w:proofErr w:type="gramEnd"/>
+      <w:r>
+        <w:rPr>
+          <w:sz w:val="28"/>
+          <w:szCs w:val="28"/>
+          <w:lang w:val="en-US"/>
+        </w:rPr>
+        <w:t xml:space="preserve"> dies.</w:t>
       </w:r>
     </w:p>
     <w:p>
@@ -1685,6 +1991,61 @@
       <w:pPr>
         <w:pStyle w:val="ListParagraph"/>
         <w:numPr>
+          <w:ilvl w:val="1"/>
+          <w:numId w:val="21"/>
+        </w:numPr>
+        <w:rPr>
+          <w:sz w:val="28"/>
+          <w:szCs w:val="28"/>
+          <w:lang w:val="en-US"/>
+        </w:rPr>
+      </w:pPr>
+      <w:proofErr w:type="spellStart"/>
+      <w:r>
+        <w:rPr>
+          <w:sz w:val="28"/>
+          <w:szCs w:val="28"/>
+          <w:lang w:val="en-US"/>
+        </w:rPr>
+        <w:t>Energoshields</w:t>
+      </w:r>
+      <w:proofErr w:type="spellEnd"/>
+      <w:r>
+        <w:rPr>
+          <w:sz w:val="28"/>
+          <w:szCs w:val="28"/>
+          <w:lang w:val="en-US"/>
+        </w:rPr>
+        <w:t>?</w:t>
+      </w:r>
+    </w:p>
+    <w:p>
+      <w:pPr>
+        <w:pStyle w:val="ListParagraph"/>
+        <w:numPr>
+          <w:ilvl w:val="2"/>
+          <w:numId w:val="21"/>
+        </w:numPr>
+        <w:rPr>
+          <w:sz w:val="28"/>
+          <w:szCs w:val="28"/>
+          <w:lang w:val="en-US"/>
+        </w:rPr>
+      </w:pPr>
+      <w:r>
+        <w:rPr>
+          <w:sz w:val="28"/>
+          <w:szCs w:val="28"/>
+          <w:lang w:val="en-US"/>
+        </w:rPr>
+        <w:lastRenderedPageBreak/>
+        <w:t>They don’t unlock unless enemy, who is controlling the shield is killed</w:t>
+      </w:r>
+    </w:p>
+    <w:p>
+      <w:pPr>
+        <w:pStyle w:val="ListParagraph"/>
+        <w:numPr>
           <w:ilvl w:val="0"/>
           <w:numId w:val="21"/>
         </w:numPr>
@@ -1722,7 +2083,6 @@
           <w:szCs w:val="28"/>
           <w:lang w:val="en-US"/>
         </w:rPr>
-        <w:lastRenderedPageBreak/>
         <w:t>Some objects that will break from shots or fly away from explosions, with no collision to player</w:t>
       </w:r>
     </w:p>
@@ -1761,21 +2121,49 @@
           <w:lang w:val="en-US"/>
         </w:rPr>
       </w:pPr>
-      <w:r>
-        <w:rPr>
-          <w:sz w:val="28"/>
-          <w:szCs w:val="28"/>
-          <w:lang w:val="en-US"/>
-        </w:rPr>
-        <w:t>Idk how to implement for now</w:t>
-      </w:r>
-      <w:r>
-        <w:rPr>
-          <w:sz w:val="28"/>
-          <w:szCs w:val="28"/>
-          <w:lang w:val="en-US"/>
-        </w:rPr>
-        <w:t xml:space="preserve">, but was thinking about having arena-like level with huge fat target as a boss, who swings some melee weapon and occasionally fires </w:t>
+      <w:proofErr w:type="gramStart"/>
+      <w:r>
+        <w:rPr>
+          <w:sz w:val="28"/>
+          <w:szCs w:val="28"/>
+          <w:lang w:val="en-US"/>
+        </w:rPr>
+        <w:t>Idk</w:t>
+      </w:r>
+      <w:proofErr w:type="gramEnd"/>
+      <w:r>
+        <w:rPr>
+          <w:sz w:val="28"/>
+          <w:szCs w:val="28"/>
+          <w:lang w:val="en-US"/>
+        </w:rPr>
+        <w:t xml:space="preserve"> how to implement for </w:t>
+      </w:r>
+      <w:proofErr w:type="gramStart"/>
+      <w:r>
+        <w:rPr>
+          <w:sz w:val="28"/>
+          <w:szCs w:val="28"/>
+          <w:lang w:val="en-US"/>
+        </w:rPr>
+        <w:t>now</w:t>
+      </w:r>
+      <w:r>
+        <w:rPr>
+          <w:sz w:val="28"/>
+          <w:szCs w:val="28"/>
+          <w:lang w:val="en-US"/>
+        </w:rPr>
+        <w:t>, but</w:t>
+      </w:r>
+      <w:proofErr w:type="gramEnd"/>
+      <w:r>
+        <w:rPr>
+          <w:sz w:val="28"/>
+          <w:szCs w:val="28"/>
+          <w:lang w:val="en-US"/>
+        </w:rPr>
+        <w:t xml:space="preserve"> was thinking about having arena-like level with huge fat target as a boss, who swings some melee weapon and occasionally fires </w:t>
       </w:r>
       <w:proofErr w:type="spellStart"/>
       <w:r>
@@ -1824,18 +2212,16 @@
           <w:szCs w:val="28"/>
           <w:lang w:val="en-US"/>
         </w:rPr>
-        <w:t xml:space="preserve">The first levels of the game will be simple, less items, longevity, complexity in design, types of guns, to give player time to adjust to game movement. With each further level all that will increase. At some levels new gun types will be introduced with small pop-up. Level times should be self-explanatory without pop-up. Based on chapter environment will change, level items except gun pickups will be changing. There </w:t>
-      </w:r>
-      <w:proofErr w:type="spellStart"/>
-      <w:r>
-        <w:rPr>
-          <w:sz w:val="28"/>
-          <w:szCs w:val="28"/>
-          <w:lang w:val="en-US"/>
-        </w:rPr>
-        <w:t>wil</w:t>
-      </w:r>
-      <w:proofErr w:type="spellEnd"/>
+        <w:t>The first levels of the game will be simple, less items, longevity, complexity in design, types of guns, to give player time to adjust to game movement. With each further level all that will increase. At some levels new gun types will be introduced with small pop-up. Level times should be self-explanatory without pop-up. Based on chapter environment will change, level items except gun pickups will be changing. There wil</w:t>
+      </w:r>
+      <w:r>
+        <w:rPr>
+          <w:sz w:val="28"/>
+          <w:szCs w:val="28"/>
+          <w:lang w:val="en-US"/>
+        </w:rPr>
+        <w:t>l</w:t>
+      </w:r>
       <w:r>
         <w:rPr>
           <w:sz w:val="28"/>
@@ -1873,7 +2259,25 @@
           <w:szCs w:val="28"/>
           <w:lang w:val="en-US"/>
         </w:rPr>
-        <w:t xml:space="preserve">Only player death will force player to restart level. Player also can restart level at any point at his discretion (i.e. he felt that he lost too much </w:t>
+        <w:t xml:space="preserve">Only player death will force player to restart level. </w:t>
+      </w:r>
+      <w:proofErr w:type="gramStart"/>
+      <w:r>
+        <w:rPr>
+          <w:sz w:val="28"/>
+          <w:szCs w:val="28"/>
+          <w:lang w:val="en-US"/>
+        </w:rPr>
+        <w:t>Player</w:t>
+      </w:r>
+      <w:proofErr w:type="gramEnd"/>
+      <w:r>
+        <w:rPr>
+          <w:sz w:val="28"/>
+          <w:szCs w:val="28"/>
+          <w:lang w:val="en-US"/>
+        </w:rPr>
+        <w:t xml:space="preserve"> also can restart level at any point at his discretion (i.e. he felt that he lost too much </w:t>
       </w:r>
       <w:r>
         <w:rPr>
@@ -2050,7 +2454,15 @@
           <w:szCs w:val="28"/>
           <w:lang w:val="en-US"/>
         </w:rPr>
-        <w:t>Too blank</w:t>
+        <w:t>Too blan</w:t>
+      </w:r>
+      <w:r>
+        <w:rPr>
+          <w:sz w:val="28"/>
+          <w:szCs w:val="28"/>
+          <w:lang w:val="en-US"/>
+        </w:rPr>
+        <w:t>d</w:t>
       </w:r>
     </w:p>
     <w:p>
@@ -2158,6 +2570,7 @@
           <w:szCs w:val="28"/>
           <w:lang w:val="en-US"/>
         </w:rPr>
+        <w:lastRenderedPageBreak/>
         <w:t xml:space="preserve">+ </w:t>
       </w:r>
       <w:r>
@@ -2250,7 +2663,6 @@
           <w:szCs w:val="28"/>
           <w:lang w:val="en-US"/>
         </w:rPr>
-        <w:lastRenderedPageBreak/>
         <w:t>- animations gg</w:t>
       </w:r>
     </w:p>
@@ -2270,7 +2682,25 @@
           <w:szCs w:val="28"/>
           <w:lang w:val="en-US"/>
         </w:rPr>
-        <w:t xml:space="preserve">- If story’s </w:t>
+        <w:t xml:space="preserve">- If </w:t>
+      </w:r>
+      <w:proofErr w:type="gramStart"/>
+      <w:r>
+        <w:rPr>
+          <w:sz w:val="28"/>
+          <w:szCs w:val="28"/>
+          <w:lang w:val="en-US"/>
+        </w:rPr>
+        <w:t>story’s</w:t>
+      </w:r>
+      <w:proofErr w:type="gramEnd"/>
+      <w:r>
+        <w:rPr>
+          <w:sz w:val="28"/>
+          <w:szCs w:val="28"/>
+          <w:lang w:val="en-US"/>
+        </w:rPr>
+        <w:t xml:space="preserve"> </w:t>
       </w:r>
       <w:proofErr w:type="spellStart"/>
       <w:r>
@@ -2366,7 +2796,16 @@
             <w:szCs w:val="28"/>
             <w:lang w:val="en-US"/>
           </w:rPr>
-          <w:t>com</w:t>
+          <w:t>co</w:t>
+        </w:r>
+        <w:r>
+          <w:rPr>
+            <w:rStyle w:val="Hyperlink"/>
+            <w:sz w:val="28"/>
+            <w:szCs w:val="28"/>
+            <w:lang w:val="en-US"/>
+          </w:rPr>
+          <w:t>m</w:t>
         </w:r>
         <w:r>
           <w:rPr>
@@ -2797,13 +3236,23 @@
           <w:lang w:val="en-US"/>
         </w:rPr>
       </w:pPr>
-      <w:r>
-        <w:rPr>
-          <w:sz w:val="28"/>
-          <w:szCs w:val="28"/>
-          <w:lang w:val="en-US"/>
-        </w:rPr>
-        <w:t xml:space="preserve">Actually zero fucking clue how it supposed to look like, but sounds great lol. </w:t>
+      <w:proofErr w:type="gramStart"/>
+      <w:r>
+        <w:rPr>
+          <w:sz w:val="28"/>
+          <w:szCs w:val="28"/>
+          <w:lang w:val="en-US"/>
+        </w:rPr>
+        <w:t>Actually</w:t>
+      </w:r>
+      <w:proofErr w:type="gramEnd"/>
+      <w:r>
+        <w:rPr>
+          <w:sz w:val="28"/>
+          <w:szCs w:val="28"/>
+          <w:lang w:val="en-US"/>
+        </w:rPr>
+        <w:t xml:space="preserve"> zero fucking clue how it supposed to look like, but sounds great lol. </w:t>
       </w:r>
       <w:proofErr w:type="spellStart"/>
       <w:r>
@@ -3039,6 +3488,7 @@
         <w:rPr>
           <w:lang w:val="en-US"/>
         </w:rPr>
+        <w:lastRenderedPageBreak/>
         <w:t xml:space="preserve">For reference: </w:t>
       </w:r>
       <w:hyperlink r:id="rId7" w:history="1">
@@ -3062,7 +3512,7 @@
 </file>
 
 <file path=word/numbering.xml><?xml version="1.0" encoding="utf-8"?>
-<w:numbering xmlns:wpc="http://schemas.microsoft.com/office/word/2010/wordprocessingCanvas" xmlns:cx="http://schemas.microsoft.com/office/drawing/2014/chartex" xmlns:cx1="http://schemas.microsoft.com/office/drawing/2015/9/8/chartex" xmlns:cx2="http://schemas.microsoft.com/office/drawing/2015/10/21/chartex" xmlns:cx3="http://schemas.microsoft.com/office/drawing/2016/5/9/chartex" xmlns:cx4="http://schemas.microsoft.com/office/drawing/2016/5/10/chartex" xmlns:cx5="http://schemas.microsoft.com/office/drawing/2016/5/11/chartex" xmlns:cx6="http://schemas.microsoft.com/office/drawing/2016/5/12/chartex" xmlns:cx7="http://schemas.microsoft.com/office/drawing/2016/5/13/chartex" xmlns:cx8="http://schemas.microsoft.com/office/drawing/2016/5/14/chartex" xmlns:mc="http://schemas.openxmlformats.org/markup-compatibility/2006" xmlns:aink="http://schemas.microsoft.com/office/drawing/2016/ink" xmlns:am3d="http://schemas.microsoft.com/office/drawing/2017/model3d" xmlns:o="urn:schemas-microsoft-com:office:office" xmlns:oel="http://schemas.microsoft.com/office/2019/extlst" xmlns:r="http://schemas.openxmlformats.org/officeDocument/2006/relationships" xmlns:m="http://schemas.openxmlformats.org/officeDocument/2006/math" xmlns:v="urn:schemas-microsoft-com:vml" xmlns:wp14="http://schemas.microsoft.com/office/word/2010/wordprocessingDrawing" xmlns:wp="http://schemas.openxmlformats.org/drawingml/2006/wordprocessingDrawing" xmlns:w10="urn:schemas-microsoft-com:office:word" xmlns:w="http://schemas.openxmlformats.org/wordprocessingml/2006/main" xmlns:w14="http://schemas.microsoft.com/office/word/2010/wordml" xmlns:w15="http://schemas.microsoft.com/office/word/2012/wordml" xmlns:w16cex="http://schemas.microsoft.com/office/word/2018/wordml/cex" xmlns:w16cid="http://schemas.microsoft.com/office/word/2016/wordml/cid" xmlns:w16="http://schemas.microsoft.com/office/word/2018/wordml" xmlns:w16du="http://schemas.microsoft.com/office/word/2023/wordml/word16du" xmlns:w16sdtdh="http://schemas.microsoft.com/office/word/2020/wordml/sdtdatahash" xmlns:w16se="http://schemas.microsoft.com/office/word/2015/wordml/symex" xmlns:wpg="http://schemas.microsoft.com/office/word/2010/wordprocessingGroup" xmlns:wpi="http://schemas.microsoft.com/office/word/2010/wordprocessingInk" xmlns:wne="http://schemas.microsoft.com/office/word/2006/wordml" xmlns:wps="http://schemas.microsoft.com/office/word/2010/wordprocessingShape" mc:Ignorable="w14 w15 w16se w16cid w16 w16cex w16sdtdh w16du wp14">
+<w:numbering xmlns:wpc="http://schemas.microsoft.com/office/word/2010/wordprocessingCanvas" xmlns:cx="http://schemas.microsoft.com/office/drawing/2014/chartex" xmlns:cx1="http://schemas.microsoft.com/office/drawing/2015/9/8/chartex" xmlns:cx2="http://schemas.microsoft.com/office/drawing/2015/10/21/chartex" xmlns:cx3="http://schemas.microsoft.com/office/drawing/2016/5/9/chartex" xmlns:cx4="http://schemas.microsoft.com/office/drawing/2016/5/10/chartex" xmlns:cx5="http://schemas.microsoft.com/office/drawing/2016/5/11/chartex" xmlns:cx6="http://schemas.microsoft.com/office/drawing/2016/5/12/chartex" xmlns:cx7="http://schemas.microsoft.com/office/drawing/2016/5/13/chartex" xmlns:cx8="http://schemas.microsoft.com/office/drawing/2016/5/14/chartex" xmlns:mc="http://schemas.openxmlformats.org/markup-compatibility/2006" xmlns:aink="http://schemas.microsoft.com/office/drawing/2016/ink" xmlns:am3d="http://schemas.microsoft.com/office/drawing/2017/model3d" xmlns:o="urn:schemas-microsoft-com:office:office" xmlns:oel="http://schemas.microsoft.com/office/2019/extlst" xmlns:r="http://schemas.openxmlformats.org/officeDocument/2006/relationships" xmlns:m="http://schemas.openxmlformats.org/officeDocument/2006/math" xmlns:v="urn:schemas-microsoft-com:vml" xmlns:wp14="http://schemas.microsoft.com/office/word/2010/wordprocessingDrawing" xmlns:wp="http://schemas.openxmlformats.org/drawingml/2006/wordprocessingDrawing" xmlns:w10="urn:schemas-microsoft-com:office:word" xmlns:w="http://schemas.openxmlformats.org/wordprocessingml/2006/main" xmlns:w14="http://schemas.microsoft.com/office/word/2010/wordml" xmlns:w15="http://schemas.microsoft.com/office/word/2012/wordml" xmlns:w16cex="http://schemas.microsoft.com/office/word/2018/wordml/cex" xmlns:w16cid="http://schemas.microsoft.com/office/word/2016/wordml/cid" xmlns:w16="http://schemas.microsoft.com/office/word/2018/wordml" xmlns:w16du="http://schemas.microsoft.com/office/word/2023/wordml/word16du" xmlns:w16sdtdh="http://schemas.microsoft.com/office/word/2020/wordml/sdtdatahash" xmlns:w16sdtfl="http://schemas.microsoft.com/office/word/2024/wordml/sdtformatlock" xmlns:w16se="http://schemas.microsoft.com/office/word/2015/wordml/symex" xmlns:wpg="http://schemas.microsoft.com/office/word/2010/wordprocessingGroup" xmlns:wpi="http://schemas.microsoft.com/office/word/2010/wordprocessingInk" xmlns:wne="http://schemas.microsoft.com/office/word/2006/wordml" xmlns:wps="http://schemas.microsoft.com/office/word/2010/wordprocessingShape" mc:Ignorable="w14 w15 w16se w16cid w16 w16cex w16sdtdh w16sdtfl w16du wp14">
   <w:abstractNum w:abstractNumId="0" w15:restartNumberingAfterBreak="0">
     <w:nsid w:val="01571789"/>
     <w:multiLevelType w:val="hybridMultilevel"/>
@@ -5663,7 +6113,7 @@
 </file>
 
 <file path=word/styles.xml><?xml version="1.0" encoding="utf-8"?>
-<w:styles xmlns:mc="http://schemas.openxmlformats.org/markup-compatibility/2006" xmlns:r="http://schemas.openxmlformats.org/officeDocument/2006/relationships" xmlns:w="http://schemas.openxmlformats.org/wordprocessingml/2006/main" xmlns:w14="http://schemas.microsoft.com/office/word/2010/wordml" xmlns:w15="http://schemas.microsoft.com/office/word/2012/wordml" xmlns:w16cex="http://schemas.microsoft.com/office/word/2018/wordml/cex" xmlns:w16cid="http://schemas.microsoft.com/office/word/2016/wordml/cid" xmlns:w16="http://schemas.microsoft.com/office/word/2018/wordml" xmlns:w16du="http://schemas.microsoft.com/office/word/2023/wordml/word16du" xmlns:w16sdtdh="http://schemas.microsoft.com/office/word/2020/wordml/sdtdatahash" xmlns:w16se="http://schemas.microsoft.com/office/word/2015/wordml/symex" mc:Ignorable="w14 w15 w16se w16cid w16 w16cex w16sdtdh w16du">
+<w:styles xmlns:mc="http://schemas.openxmlformats.org/markup-compatibility/2006" xmlns:r="http://schemas.openxmlformats.org/officeDocument/2006/relationships" xmlns:w="http://schemas.openxmlformats.org/wordprocessingml/2006/main" xmlns:w14="http://schemas.microsoft.com/office/word/2010/wordml" xmlns:w15="http://schemas.microsoft.com/office/word/2012/wordml" xmlns:w16cex="http://schemas.microsoft.com/office/word/2018/wordml/cex" xmlns:w16cid="http://schemas.microsoft.com/office/word/2016/wordml/cid" xmlns:w16="http://schemas.microsoft.com/office/word/2018/wordml" xmlns:w16du="http://schemas.microsoft.com/office/word/2023/wordml/word16du" xmlns:w16sdtdh="http://schemas.microsoft.com/office/word/2020/wordml/sdtdatahash" xmlns:w16sdtfl="http://schemas.microsoft.com/office/word/2024/wordml/sdtformatlock" xmlns:w16se="http://schemas.microsoft.com/office/word/2015/wordml/symex" mc:Ignorable="w14 w15 w16se w16cid w16 w16cex w16sdtdh w16sdtfl w16du">
   <w:docDefaults>
     <w:rPrDefault>
       <w:rPr>
@@ -6617,6 +7067,18 @@
       <w14:ligatures w14:val="none"/>
     </w:rPr>
   </w:style>
+  <w:style w:type="character" w:styleId="FollowedHyperlink">
+    <w:name w:val="FollowedHyperlink"/>
+    <w:basedOn w:val="DefaultParagraphFont"/>
+    <w:uiPriority w:val="99"/>
+    <w:semiHidden/>
+    <w:unhideWhenUsed/>
+    <w:rsid w:val="00CB6358"/>
+    <w:rPr>
+      <w:color w:val="96607D" w:themeColor="followedHyperlink"/>
+      <w:u w:val="single"/>
+    </w:rPr>
+  </w:style>
 </w:styles>
 </file>
 
